--- a/ru/discovery-articles/3.11 Кондиционирование воздуха.docx
+++ b/ru/discovery-articles/3.11 Кондиционирование воздуха.docx
@@ -4,136 +4,103 @@
   <w:body>
     <w:p>
       <w:pPr>
-        <w:spacing w:before="0" w:after="80"/>
+        <w:pStyle w:val="Title"/>
+        <w:widowControl/>
       </w:pPr>
       <w:r>
-        <w:rPr>
-          <w:rFonts w:ascii="Calibri" w:hAnsi="Calibri" w:cs="Calibri"/>
-          <w:b/>
-          <w:color w:val="2E74B5"/>
-          <w:sz w:val="20"/>
-        </w:rPr>
-        <w:t>3. Промышленность, энергетика и транспорт</w:t>
+        <w:t>3.11 Кондиционирование воздуха</w:t>
       </w:r>
     </w:p>
     <w:p>
       <w:pPr>
         <w:keepNext/>
-        <w:spacing w:before="0" w:after="120"/>
+        <w:widowControl/>
       </w:pPr>
       <w:r>
         <w:rPr>
-          <w:rFonts w:ascii="Calibri" w:hAnsi="Calibri" w:cs="Calibri"/>
-          <w:b/>
-          <w:color w:val="0B2545"/>
-          <w:sz w:val="48"/>
+          <w:sz w:val="20"/>
         </w:rPr>
-        <w:t>3.11 Кондиционирование воздуха</w:t>
+        <w:t>3. Промышленность, энергия и транспорт</w:t>
       </w:r>
     </w:p>
     <w:p>
       <w:pPr>
-        <w:spacing w:before="0" w:after="200" w:line="276" w:lineRule="auto"/>
+        <w:keepNext/>
+        <w:widowControl/>
       </w:pPr>
       <w:r>
         <w:rPr>
-          <w:rFonts w:ascii="Calibri" w:hAnsi="Calibri" w:cs="Calibri"/>
-          <w:i/>
-          <w:color w:val="666666"/>
-          <w:sz w:val="21"/>
+          <w:sz w:val="20"/>
         </w:rPr>
-        <w:t>Период: с 1902 года — промышленная система Кэрриера для регулирования влажности; массовое охлаждение зданий с середины XX века | Ключевые фигуры: Уиллис Хэвиленд Кэрриер; позднее — инженеры по климатическим системам и химики, создававшие хладагенты</w:t>
+        <w:t>Период: с 1902 года — промышленное регулирование влажности Кэрриером; середина XX века — массовое охлаждение зданий | Основные участники: Уиллис Хэвиленд Кэрриер, позднее инженеры зданий и химики, разрабатывавшие хладагенты</w:t>
       </w:r>
     </w:p>
     <w:p>
       <w:pPr>
-        <w:spacing w:before="0" w:after="200" w:line="300" w:lineRule="auto"/>
+        <w:widowControl/>
       </w:pPr>
       <w:r>
-        <w:rPr>
-          <w:rFonts w:ascii="Calibri" w:hAnsi="Calibri" w:cs="Calibri"/>
-          <w:color w:val="0B2545"/>
-          <w:sz w:val="23"/>
-        </w:rPr>
-        <w:t>Кондиционирование намеренно охлаждает и осушает воздух в помещении, чтобы люди и машины могли работать в жару. Эта технология преобразила офисы, больницы и кинотеатры, а также изменила географию крупных городов.</w:t>
+        <w:t>Кондиционирование целенаправленно охлаждает и осушает воздух, позволяя людям и машинам работать в жару. Оно изменило офисы, больницы, кинотеатры и географию густонаселённых городов.</w:t>
       </w:r>
     </w:p>
     <w:p>
       <w:pPr>
         <w:pStyle w:val="Heading1"/>
+        <w:widowControl/>
       </w:pPr>
       <w:r>
-        <w:t>Ключевые факты</w:t>
+        <w:t>Кратко о главном</w:t>
       </w:r>
     </w:p>
     <w:p>
       <w:pPr>
-        <w:keepLines/>
-        <w:spacing w:after="80" w:line="300" w:lineRule="auto"/>
-        <w:numPr>
-          <w:ilvl w:val="0"/>
-          <w:numId w:val="10"/>
-        </w:numPr>
+        <w:pStyle w:val="ListBullet"/>
+        <w:widowControl/>
       </w:pPr>
       <w:r>
-        <w:t>Созданная Уиллисом Кэрриером в 1902 году система регулировала влажность в бруклинской типографии.</w:t>
+        <w:t>В 1902 году система Кэрриера регулировала влажность в бруклинской типографии.</w:t>
       </w:r>
     </w:p>
     <w:p>
       <w:pPr>
-        <w:keepLines/>
-        <w:spacing w:after="80" w:line="300" w:lineRule="auto"/>
-        <w:numPr>
-          <w:ilvl w:val="0"/>
-          <w:numId w:val="10"/>
-        </w:numPr>
+        <w:pStyle w:val="ListBullet"/>
+        <w:widowControl/>
       </w:pPr>
       <w:r>
-        <w:t>Настоящее кондиционирование управляет одновременно температурой и влажностью, а не просто гоняет воздух вентилятором.</w:t>
+        <w:t>Кондиционирование управляет температурой и влагой вместе, а не просто перемещает воздух вентилятором.</w:t>
       </w:r>
     </w:p>
     <w:p>
       <w:pPr>
-        <w:keepLines/>
-        <w:spacing w:after="80" w:line="300" w:lineRule="auto"/>
-        <w:numPr>
-          <w:ilvl w:val="0"/>
-          <w:numId w:val="10"/>
-        </w:numPr>
+        <w:pStyle w:val="ListBullet"/>
+        <w:widowControl/>
       </w:pPr>
       <w:r>
-        <w:t>Практичные системы для зданий стали возможны благодаря компрессионному охлаждению и появлению более безопасных хладагентов.</w:t>
+        <w:t>Компрессионное охлаждение и позднейшие более безопасные хладагенты сделали системы зданий практичными.</w:t>
       </w:r>
     </w:p>
     <w:p>
       <w:pPr>
-        <w:keepLines/>
-        <w:spacing w:after="80" w:line="300" w:lineRule="auto"/>
-        <w:numPr>
-          <w:ilvl w:val="0"/>
-          <w:numId w:val="10"/>
-        </w:numPr>
+        <w:pStyle w:val="ListBullet"/>
+        <w:widowControl/>
       </w:pPr>
       <w:r>
-        <w:t>После Второй мировой войны оконные кондиционеры и централизованные установки широко распространили охлаждение ради комфорта.</w:t>
+        <w:t>После войны оконные аппараты и центральные установки широко распространили комфортное охлаждение.</w:t>
       </w:r>
     </w:p>
     <w:p>
       <w:pPr>
-        <w:keepLines/>
-        <w:spacing w:after="80" w:line="300" w:lineRule="auto"/>
-        <w:numPr>
-          <w:ilvl w:val="0"/>
-          <w:numId w:val="10"/>
-        </w:numPr>
+        <w:pStyle w:val="ListBullet"/>
+        <w:widowControl/>
       </w:pPr>
       <w:r>
-        <w:t>Кондиционеры позволили сохранять летнюю производительность в жарком климате и строить герметичные стеклянные высотки.</w:t>
+        <w:t>Кондиционеры поддержали летнюю работу в жарком климате и строительство герметичных стеклянных башен.</w:t>
       </w:r>
     </w:p>
     <w:p>
       <w:pPr>
         <w:pStyle w:val="Heading1"/>
+        <w:widowControl/>
       </w:pPr>
       <w:r>
         <w:t>Что это такое</w:t>
@@ -141,143 +108,101 @@
     </w:p>
     <w:p>
       <w:pPr>
-        <w:keepLines w:val="0"/>
+        <w:widowControl/>
       </w:pPr>
       <w:r>
-        <w:t>Кондиционирование воздуха — это инженерное управление температурой и влажностью в помещении, часто также включающее фильтрацию. Обычная установка с помощью холодильного цикла переносит тепло наружу и удаляет влагу, которая иначе оседала бы на бумаге, фотоплёнке или коже человека. Это не просто вентилятор, а локально созданный климат.</w:t>
-      </w:r>
-    </w:p>
-    <w:p>
-      <w:pPr>
-        <w:keepLines w:val="0"/>
-      </w:pPr>
-      <w:r>
-        <w:t>Сначала предприятиям требовался стабильный воздух ради технологических процессов; позднее офисы и дома стали использовать ту же технику для комфорта. Иными словами, кондиционер позволяет погоде внутри не подчиняться погоде снаружи.</w:t>
+        <w:t>Кондиционирование — инженерное управление температурой, влажностью, а часто и фильтрацией воздуха в помещении. Обычная установка холодильным циклом переносит тепло наружу и удаляет влагу, которая иначе воздействовала бы на бумагу, плёнку или кожу. Это больше, чем вентилятор: локально создаваемый климат. Сначала фабрикам требовался стабильный воздух для технологических процессов, затем офисам и домам — комфорт. Погода внутри перестала обязательно повторять погоду снаружи.</w:t>
       </w:r>
     </w:p>
     <w:p>
       <w:pPr>
         <w:pStyle w:val="Heading1"/>
+        <w:widowControl/>
       </w:pPr>
       <w:r>
-        <w:t>Кто это открыл или изобрёл</w:t>
+        <w:t>Кто открыл или изобрёл</w:t>
       </w:r>
     </w:p>
     <w:p>
       <w:pPr>
-        <w:keepLines w:val="0"/>
+        <w:widowControl/>
       </w:pPr>
       <w:r>
-        <w:t>Имя Уиллиса Хэвиленда Кэрриера обоснованно связывают с первой современной промышленной системой кондиционирования. В 1902 году он разработал её для типографии, чтобы летняя влажность не мешала краске правильно ложиться на бумагу. Кэрриер опирался на уже известную холодильную технику и психрометрию — науку о влажном воздухе.</w:t>
-      </w:r>
-    </w:p>
-    <w:p>
-      <w:pPr>
-        <w:keepLines w:val="0"/>
-      </w:pPr>
-      <w:r>
-        <w:t>Позднейшие инженеры приспособили и увеличили установки для театров, офисов и жилых домов, а химики создали хладагенты с разными характеристиками безопасности и воздействия на природу. Кэрриер остаётся ключевой фигурой, но был не единственным участником этой истории.</w:t>
+        <w:t>С Кэрриером обоснованно связывают первую современную промышленную установку кондиционирования 1902 года: она помогала печатной краске правильно ложиться на бумагу летом. Он опирался на известную холодильную технику и психрометрию — изучение влажного воздуха. Позднее инженеры расширили системы до театров, офисов и жилья, а химики создавали хладагенты с разными свойствами безопасности и воздействия на природу. Кэрриер — важнейший участник, но не единственный.</w:t>
       </w:r>
     </w:p>
     <w:p>
       <w:pPr>
         <w:pStyle w:val="Heading1"/>
+        <w:widowControl/>
       </w:pPr>
       <w:r>
-        <w:t>Когда и как это появилось</w:t>
+        <w:t>Когда и как появилось</w:t>
       </w:r>
     </w:p>
     <w:p>
       <w:pPr>
-        <w:keepLines w:val="0"/>
+        <w:widowControl/>
       </w:pPr>
       <w:r>
-        <w:t>В начале XX века установки прежде всего поддерживали нужную влажность на производстве; в 1920-х годах охлаждение ради комфорта пришло в кинотеатры и магазины. После Второй мировой войны более дешёвые устройства и строительный бум в пригородах распространили бытовые кондиционеры в жарких регионах, особенно в США.</w:t>
-      </w:r>
-    </w:p>
-    <w:p>
-      <w:pPr>
-        <w:keepLines w:val="0"/>
-      </w:pPr>
-      <w:r>
-        <w:t>Центральные установки охлаждали небоскрёбы, герметичные окна которых уже не позволяли проветривать помещения естественным образом. По мере роста внимания к здоровью и окружающей среде менялись нормы вентиляции и требования к хладагентам.</w:t>
+        <w:t>Промышленное регулирование влажности появилось в начале XX века; в 1920-х за ним последовало комфортное охлаждение кинотеатров и магазинов. После Второй мировой войны дешёвые аппараты и строительство пригородов распространили домашние кондиционеры в жарких районах, особенно США. Центральные установки охлаждали небоскрёбы с закрытыми окнами, зависевшие от механической вентиляции. По мере роста заботы о здоровье и природе менялись нормы воздухообмена и требования к хладагентам.</w:t>
       </w:r>
     </w:p>
     <w:p>
       <w:pPr>
         <w:pStyle w:val="Heading1"/>
+        <w:widowControl/>
       </w:pPr>
       <w:r>
-        <w:t>Научное значение</w:t>
+        <w:t>Значение для науки</w:t>
       </w:r>
     </w:p>
     <w:p>
       <w:pPr>
-        <w:keepLines w:val="0"/>
+        <w:widowControl/>
       </w:pPr>
       <w:r>
-        <w:t>Кондиционирование основано на термодинамике парокомпрессионного цикла и измерении температуры по сухому и смоченному термометрам. Психрометрические диаграммы превратили ощущение комфорта в расчётную величину — своего рода карту погоды для одной комнаты.</w:t>
-      </w:r>
-    </w:p>
-    <w:p>
-      <w:pPr>
-        <w:keepLines w:val="0"/>
-      </w:pPr>
-      <w:r>
-        <w:t>Химия хладагентов связала строение молекул с давлением, токсичностью, а позднее — с влиянием на озоновый слой и климат. Вместе с кондиционированием развилась строительная физика, изучающая теплоизоляцию, тепловые нагрузки и движение воздуха.</w:t>
+        <w:t>В основе — термодинамика парокомпрессионного цикла и сравнение показаний обычного сухого термометра с более низкой температурой влажного: вместе они позволяют определить влажность. Психрометрические диаграммы превращают комфорт в расчётную задачу, словно карту погоды одной комнаты. Химия хладагентов связала строение молекул с давлением, токсичностью, позднее воздействием на озон и климат. Вместе с кондиционерами развивалась физика зданий: теплоизоляция, тепловые нагрузки и движение воздуха.</w:t>
       </w:r>
     </w:p>
     <w:p>
       <w:pPr>
         <w:pStyle w:val="Heading1"/>
+        <w:widowControl/>
       </w:pPr>
       <w:r>
-        <w:t>Влияние на последующее развитие</w:t>
+        <w:t>Влияние на дальнейшее развитие</w:t>
       </w:r>
     </w:p>
     <w:p>
       <w:pPr>
-        <w:keepLines w:val="0"/>
+        <w:widowControl/>
       </w:pPr>
       <w:r>
-        <w:t>Центры обработки данных, лаборатории и больницы зависят от точного контроля температуры. Возможность работать летом способствовала росту городов в жарком климате и распространению стеклянных высоток.</w:t>
-      </w:r>
-    </w:p>
-    <w:p>
-      <w:pPr>
-        <w:keepLines w:val="0"/>
-      </w:pPr>
-      <w:r>
-        <w:t>В самые знойные часы спрос на охлаждение создаёт пиковую нагрузку на электросети — новую задачу для энергетиков. Тепловые насосы используют тот же цикл для зимнего отопления. Во многих климатических зонах современная жизнь уже воспринимает искусственно созданную погоду как необходимую инфраструктуру.</w:t>
+        <w:t>Центры обработки данных, лаборатории и больницы требуют точного температурного режима. Города жарких регионов и стеклянные башни отчасти росли благодаря возможности работать летом. Когда спрос на охлаждение резко возрастает, энергосети испытывают пиковые нагрузки — новую задачу планирования. Тепловые насосы используют тот же цикл для зимнего отопления. Во многих климатах искусственное регулирование погоды стало частью инфраструктуры.</w:t>
       </w:r>
     </w:p>
     <w:p>
       <w:pPr>
         <w:pStyle w:val="Heading1"/>
+        <w:widowControl/>
       </w:pPr>
       <w:r>
-        <w:t>Как это изменило жизнь людей</w:t>
+        <w:t>Как изменило жизнь людей</w:t>
       </w:r>
     </w:p>
     <w:p>
       <w:pPr>
-        <w:keepLines w:val="0"/>
+        <w:widowControl/>
       </w:pPr>
       <w:r>
-        <w:t>Спать, учиться и работать в жару стало гораздо легче. Кинотеатры рекламировали прохладу едва ли не так же активно, как фильмы. Там, где охлаждение было доступно, ускорилось переселение в более жаркие регионы.</w:t>
-      </w:r>
-    </w:p>
-    <w:p>
-      <w:pPr>
-        <w:keepLines w:val="0"/>
-      </w:pPr>
-      <w:r>
-        <w:t>Герметичные здания получают меньше наружного воздуха и при плохом проектировании могут накапливать загрязнения. К этому добавились расходы энергии и выбросы парниковых газов. И всё же для миллионов людей кондиционер превратил изнурительный летний полдень в обычное рабочее время.</w:t>
+        <w:t>Сон, учёба и офисная работа в жару стали менее изнурительными. Кинотеатры рекламировали прохладу не меньше фильмов. Там, где охлаждение было доступным, ускорилось переселение в жаркие области. Герметичные здания ограничивали приток наружного воздуха и при плохом проектировании усиливали внутреннее загрязнение. Выросли счета за энергию и климатические последствия. Но для миллионов людей кондиционер превратил невыносимый полдень в обычные рабочие часы.</w:t>
       </w:r>
     </w:p>
     <w:p>
       <w:pPr>
         <w:pStyle w:val="Heading1"/>
+        <w:widowControl/>
       </w:pPr>
       <w:r>
         <w:t>Источники и литература</w:t>
@@ -286,120 +211,126 @@
     <w:p>
       <w:pPr>
         <w:pStyle w:val="Heading2"/>
+        <w:widowControl/>
       </w:pPr>
       <w:r>
-        <w:t>A. Книги и основные научные труды</w:t>
+        <w:rPr>
+          <w:sz w:val="20"/>
+        </w:rPr>
+        <w:t>Книги и основные научные труды</w:t>
       </w:r>
     </w:p>
     <w:p>
       <w:pPr>
-        <w:keepLines/>
-        <w:spacing w:after="80" w:line="300" w:lineRule="auto"/>
-        <w:numPr>
-          <w:ilvl w:val="0"/>
-          <w:numId w:val="11"/>
-        </w:numPr>
+        <w:widowControl/>
       </w:pPr>
       <w:r>
-        <w:t>Basile, Salvatore. Cool: How Air Conditioning Changed Everything. New York: Fordham University Press, 2014.</w:t>
+        <w:rPr>
+          <w:sz w:val="20"/>
+        </w:rPr>
+        <w:t>1. Basile, Salvatore. Cool: How Air Conditioning Changed Everything. New York: Fordham University Press, 2014.</w:t>
       </w:r>
     </w:p>
     <w:p>
       <w:pPr>
         <w:pStyle w:val="Heading2"/>
+        <w:widowControl/>
       </w:pPr>
       <w:r>
-        <w:t>C. Материалы научных учреждений и энциклопедий</w:t>
+        <w:rPr>
+          <w:sz w:val="20"/>
+        </w:rPr>
+        <w:t>Материалы организаций и энциклопедии</w:t>
       </w:r>
     </w:p>
     <w:p>
       <w:pPr>
-        <w:keepLines/>
-        <w:spacing w:after="80" w:line="300" w:lineRule="auto"/>
-        <w:numPr>
-          <w:ilvl w:val="0"/>
-          <w:numId w:val="12"/>
-        </w:numPr>
+        <w:widowControl/>
       </w:pPr>
       <w:r>
-        <w:t>Encyclopaedia Britannica. «Air-conditioning».</w:t>
+        <w:rPr>
+          <w:sz w:val="20"/>
+        </w:rPr>
+        <w:t xml:space="preserve">1. Encyclopaedia Britannica. 'Air-conditioning.' </w:t>
       </w:r>
+      <w:hyperlink r:id="rId9">
+        <w:r>
+          <w:rPr>
+            <w:sz w:val="20"/>
+          </w:rPr>
+          <w:t>https://www.britannica.com/technology/air-conditioning</w:t>
+        </w:r>
+      </w:hyperlink>
       <w:r>
-        <w:t xml:space="preserve"> </w:t>
+        <w:rPr>
+          <w:sz w:val="20"/>
+        </w:rPr>
+      </w:r>
+    </w:p>
+    <w:p>
+      <w:pPr>
+        <w:widowControl/>
+      </w:pPr>
+      <w:r>
+        <w:rPr>
+          <w:sz w:val="20"/>
+        </w:rPr>
+        <w:t xml:space="preserve">2. ASHRAE. Society resources on building HVAC history and standards. </w:t>
+      </w:r>
+      <w:hyperlink r:id="rId10">
+        <w:r>
+          <w:rPr>
+            <w:sz w:val="20"/>
+          </w:rPr>
+          <w:t>https://www.ashrae.org/</w:t>
+        </w:r>
+      </w:hyperlink>
+      <w:r>
+        <w:rPr>
+          <w:sz w:val="20"/>
+        </w:rPr>
+      </w:r>
+    </w:p>
+    <w:p>
+      <w:pPr>
+        <w:pStyle w:val="Heading2"/>
+        <w:widowControl/>
+      </w:pPr>
+      <w:r>
+        <w:rPr>
+          <w:sz w:val="20"/>
+        </w:rPr>
+        <w:t>Пресса, научно-популярные и справочные материалы</w:t>
+      </w:r>
+    </w:p>
+    <w:p>
+      <w:pPr>
+        <w:widowControl/>
+      </w:pPr>
+      <w:r>
+        <w:rPr>
+          <w:sz w:val="20"/>
+        </w:rPr>
+        <w:t xml:space="preserve">1. Smithsonian Magazine. 'The History of Air Conditioning.' </w:t>
       </w:r>
       <w:hyperlink r:id="rId11">
         <w:r>
           <w:rPr>
-            <w:color w:val="0563C1"/>
-            <w:u w:val="single"/>
-          </w:rPr>
-          <w:t>https://www.britannica.com/technology/air-conditioning</w:t>
-        </w:r>
-      </w:hyperlink>
-    </w:p>
-    <w:p>
-      <w:pPr>
-        <w:keepLines/>
-        <w:spacing w:after="80" w:line="300" w:lineRule="auto"/>
-        <w:numPr>
-          <w:ilvl w:val="0"/>
-          <w:numId w:val="12"/>
-        </w:numPr>
-      </w:pPr>
-      <w:r>
-        <w:t>ASHRAE. Материалы общества по истории и стандартам климатических систем зданий.</w:t>
-      </w:r>
-      <w:r>
-        <w:t xml:space="preserve"> </w:t>
-      </w:r>
-      <w:hyperlink r:id="rId12">
-        <w:r>
-          <w:rPr>
-            <w:color w:val="0563C1"/>
-            <w:u w:val="single"/>
-          </w:rPr>
-          <w:t>https://www.ashrae.org/</w:t>
-        </w:r>
-      </w:hyperlink>
-    </w:p>
-    <w:p>
-      <w:pPr>
-        <w:pStyle w:val="Heading2"/>
-      </w:pPr>
-      <w:r>
-        <w:t>J. Пресса, научно-популярные и справочные материалы</w:t>
-      </w:r>
-    </w:p>
-    <w:p>
-      <w:pPr>
-        <w:keepLines/>
-        <w:spacing w:after="80" w:line="300" w:lineRule="auto"/>
-        <w:numPr>
-          <w:ilvl w:val="0"/>
-          <w:numId w:val="13"/>
-        </w:numPr>
-      </w:pPr>
-      <w:r>
-        <w:t>Smithsonian Magazine. «The History of Air Conditioning».</w:t>
-      </w:r>
-      <w:r>
-        <w:t xml:space="preserve"> </w:t>
-      </w:r>
-      <w:hyperlink r:id="rId13">
-        <w:r>
-          <w:rPr>
-            <w:color w:val="0563C1"/>
-            <w:u w:val="single"/>
+            <w:sz w:val="20"/>
           </w:rPr>
           <w:t>https://www.smithsonianmag.com/innovation/history-air-conditioning-180972444/</w:t>
         </w:r>
       </w:hyperlink>
+      <w:r>
+        <w:rPr>
+          <w:sz w:val="20"/>
+        </w:rPr>
+      </w:r>
     </w:p>
     <w:sectPr>
-      <w:headerReference w:type="default" r:id="rId9"/>
-      <w:footerReference w:type="default" r:id="rId10"/>
-      <w:pgSz w:w="12240" w:h="15840"/>
-      <w:pgMar w:top="1440" w:right="1440" w:bottom="1440" w:left="1440" w:header="708" w:footer="708" w:gutter="0"/>
+      <w:footerReference w:type="default" r:id="rId12"/>
+      <w:pgSz w:w="11906" w:h="16838"/>
+      <w:pgMar w:top="1020" w:right="1134" w:bottom="1020" w:left="1134" w:header="720" w:footer="720" w:gutter="0"/>
       <w:cols w:space="720"/>
       <w:docGrid w:linePitch="360"/>
     </w:sectPr>
@@ -412,60 +343,11 @@
   <w:p>
     <w:pPr>
       <w:pStyle w:val="Footer"/>
-      <w:spacing w:before="0" w:after="0"/>
       <w:jc w:val="right"/>
     </w:pPr>
-    <w:r>
-      <w:rPr>
-        <w:rFonts w:ascii="Calibri" w:hAnsi="Calibri" w:cs="Calibri"/>
-        <w:color w:val="666666"/>
-        <w:sz w:val="18"/>
-      </w:rPr>
-      <w:t xml:space="preserve">Страница </w:t>
-    </w:r>
-    <w:r>
-      <w:rPr>
-        <w:rFonts w:ascii="Calibri" w:hAnsi="Calibri" w:cs="Calibri"/>
-        <w:color w:val="666666"/>
-        <w:sz w:val="18"/>
-      </w:rPr>
-      <w:fldChar w:fldCharType="begin"/>
-      <w:instrText xml:space="preserve"> PAGE </w:instrText>
-      <w:fldChar w:fldCharType="separate"/>
-      <w:t>1</w:t>
-      <w:fldChar w:fldCharType="end"/>
-    </w:r>
+    <w:fldSimple w:instr="PAGE"/>
   </w:p>
 </w:ftr>
-</file>
-
-<file path=word/header1.xml><?xml version="1.0" encoding="utf-8"?>
-<w:hdr xmlns:m="http://schemas.openxmlformats.org/officeDocument/2006/math" xmlns:mc="http://schemas.openxmlformats.org/markup-compatibility/2006" xmlns:mo="http://schemas.microsoft.com/office/mac/office/2008/main" xmlns:mv="urn:schemas-microsoft-com:mac:vml" xmlns:o="urn:schemas-microsoft-com:office:office" xmlns:r="http://schemas.openxmlformats.org/officeDocument/2006/relationships" xmlns:v="urn:schemas-microsoft-com:vml" xmlns:w10="urn:schemas-microsoft-com:office:word" xmlns:w14="http://schemas.microsoft.com/office/word/2010/wordml" xmlns:w="http://schemas.openxmlformats.org/wordprocessingml/2006/main" xmlns:wne="http://schemas.microsoft.com/office/word/2006/wordml" xmlns:wp14="http://schemas.microsoft.com/office/word/2010/wordprocessingDrawing" xmlns:wp="http://schemas.openxmlformats.org/drawingml/2006/wordprocessingDrawing" xmlns:wpc="http://schemas.microsoft.com/office/word/2010/wordprocessingCanvas" xmlns:wpg="http://schemas.microsoft.com/office/word/2010/wordprocessingGroup" xmlns:wpi="http://schemas.microsoft.com/office/word/2010/wordprocessingInk" xmlns:wps="http://schemas.microsoft.com/office/word/2010/wordprocessingShape" mc:Ignorable="w14 wp14">
-  <w:p>
-    <w:pPr>
-      <w:pStyle w:val="Header"/>
-      <w:spacing w:after="0"/>
-      <w:jc w:val="left"/>
-    </w:pPr>
-    <w:r>
-      <w:rPr>
-        <w:rFonts w:ascii="Calibri" w:hAnsi="Calibri" w:cs="Calibri"/>
-        <w:b/>
-        <w:color w:val="666666"/>
-        <w:sz w:val="18"/>
-      </w:rPr>
-      <w:t>Открытия и изобретения</w:t>
-    </w:r>
-    <w:r>
-      <w:rPr>
-        <w:rFonts w:ascii="Calibri" w:hAnsi="Calibri" w:cs="Calibri"/>
-        <w:color w:val="666666"/>
-        <w:sz w:val="18"/>
-      </w:rPr>
-      <w:t xml:space="preserve">    |    3. Промышленность, энергетика и транспорт</w:t>
-    </w:r>
-  </w:p>
-</w:hdr>
 </file>
 
 <file path=word/numbering.xml><?xml version="1.0" encoding="utf-8"?>
@@ -668,78 +550,6 @@
   <w:num w:numId="9">
     <w:abstractNumId w:val="0"/>
   </w:num>
-  <w:abstractNum w:abstractNumId="9">
-    <w:multiLevelType w:val="singleLevel"/>
-    <w:lvl w:ilvl="0">
-      <w:start w:val="1"/>
-      <w:numFmt w:val="bullet"/>
-      <w:lvlText w:val="•"/>
-      <w:lvlJc w:val="left"/>
-      <w:pPr>
-        <w:tabs>
-          <w:tab w:val="num" w:pos="540"/>
-        </w:tabs>
-        <w:ind w:left="540" w:hanging="270"/>
-      </w:pPr>
-    </w:lvl>
-  </w:abstractNum>
-  <w:num w:numId="10">
-    <w:abstractNumId w:val="9"/>
-  </w:num>
-  <w:abstractNum w:abstractNumId="10">
-    <w:multiLevelType w:val="singleLevel"/>
-    <w:lvl w:ilvl="0">
-      <w:start w:val="1"/>
-      <w:numFmt w:val="decimal"/>
-      <w:lvlText w:val="%1."/>
-      <w:lvlJc w:val="left"/>
-      <w:pPr>
-        <w:tabs>
-          <w:tab w:val="num" w:pos="540"/>
-        </w:tabs>
-        <w:ind w:left="540" w:hanging="270"/>
-      </w:pPr>
-    </w:lvl>
-  </w:abstractNum>
-  <w:num w:numId="11">
-    <w:abstractNumId w:val="10"/>
-  </w:num>
-  <w:abstractNum w:abstractNumId="11">
-    <w:multiLevelType w:val="singleLevel"/>
-    <w:lvl w:ilvl="0">
-      <w:start w:val="1"/>
-      <w:numFmt w:val="decimal"/>
-      <w:lvlText w:val="%1."/>
-      <w:lvlJc w:val="left"/>
-      <w:pPr>
-        <w:tabs>
-          <w:tab w:val="num" w:pos="540"/>
-        </w:tabs>
-        <w:ind w:left="540" w:hanging="270"/>
-      </w:pPr>
-    </w:lvl>
-  </w:abstractNum>
-  <w:num w:numId="12">
-    <w:abstractNumId w:val="11"/>
-  </w:num>
-  <w:abstractNum w:abstractNumId="12">
-    <w:multiLevelType w:val="singleLevel"/>
-    <w:lvl w:ilvl="0">
-      <w:start w:val="1"/>
-      <w:numFmt w:val="decimal"/>
-      <w:lvlText w:val="%1."/>
-      <w:lvlJc w:val="left"/>
-      <w:pPr>
-        <w:tabs>
-          <w:tab w:val="num" w:pos="540"/>
-        </w:tabs>
-        <w:ind w:left="540" w:hanging="270"/>
-      </w:pPr>
-    </w:lvl>
-  </w:abstractNum>
-  <w:num w:numId="13">
-    <w:abstractNumId w:val="12"/>
-  </w:num>
 </w:numbering>
 </file>
 
@@ -748,7 +558,7 @@
   <w:docDefaults>
     <w:rPrDefault>
       <w:rPr>
-        <w:rFonts w:asciiTheme="minorHAnsi" w:eastAsiaTheme="minorEastAsia" w:hAnsiTheme="minorHAnsi" w:cstheme="minorBidi"/>
+        <w:rFonts/>
         <w:sz w:val="22"/>
         <w:szCs w:val="22"/>
         <w:lang w:val="en-US" w:eastAsia="en-US" w:bidi="ar-SA"/>
@@ -904,12 +714,13 @@
     <w:qFormat/>
     <w:rsid w:val="00FC693F"/>
     <w:pPr>
-      <w:widowControl/>
-      <w:spacing w:before="0" w:after="120" w:line="300" w:lineRule="auto"/>
+      <w:spacing w:after="120" w:line="259" w:lineRule="auto"/>
     </w:pPr>
     <w:rPr>
-      <w:rFonts w:ascii="Calibri" w:hAnsi="Calibri" w:cs="Calibri"/>
-      <w:sz w:val="22"/>
+      <w:rFonts w:ascii="Times New Roman" w:hAnsi="Times New Roman"/>
+      <w:color w:val="000000"/>
+      <w:sz w:val="24"/>
+      <w:lang w:val="ru-RU"/>
     </w:rPr>
   </w:style>
   <w:style w:type="paragraph" w:styleId="Header">
@@ -967,16 +778,17 @@
     <w:pPr>
       <w:keepNext/>
       <w:keepLines/>
-      <w:spacing w:before="360" w:after="200"/>
+      <w:spacing w:before="480" w:after="120" w:line="259" w:lineRule="auto"/>
       <w:outlineLvl w:val="0"/>
     </w:pPr>
     <w:rPr>
-      <w:rFonts w:asciiTheme="majorHAnsi" w:eastAsiaTheme="majorEastAsia" w:hAnsiTheme="majorHAnsi" w:cstheme="majorBidi" w:ascii="Calibri" w:hAnsi="Calibri" w:cs="Calibri"/>
+      <w:rFonts w:ascii="Times New Roman" w:hAnsi="Times New Roman"/>
       <w:b/>
       <w:bCs/>
-      <w:color w:val="2E74B5"/>
-      <w:sz w:val="32"/>
+      <w:color w:val="000000"/>
+      <w:sz w:val="26"/>
       <w:szCs w:val="28"/>
+      <w:lang w:val="ru-RU"/>
     </w:rPr>
   </w:style>
   <w:style w:type="paragraph" w:styleId="Heading2">
@@ -991,16 +803,17 @@
     <w:pPr>
       <w:keepNext/>
       <w:keepLines/>
-      <w:spacing w:before="280" w:after="140"/>
+      <w:spacing w:before="200" w:after="120" w:line="259" w:lineRule="auto"/>
       <w:outlineLvl w:val="1"/>
     </w:pPr>
     <w:rPr>
-      <w:rFonts w:asciiTheme="majorHAnsi" w:eastAsiaTheme="majorEastAsia" w:hAnsiTheme="majorHAnsi" w:cstheme="majorBidi" w:ascii="Calibri" w:hAnsi="Calibri" w:cs="Calibri"/>
+      <w:rFonts w:ascii="Times New Roman" w:hAnsi="Times New Roman"/>
       <w:b/>
       <w:bCs/>
-      <w:color w:val="2E74B5"/>
+      <w:color w:val="000000"/>
       <w:sz w:val="26"/>
       <w:szCs w:val="26"/>
+      <w:lang w:val="ru-RU"/>
     </w:rPr>
   </w:style>
   <w:style w:type="paragraph" w:styleId="Heading3">
@@ -1015,15 +828,14 @@
     <w:pPr>
       <w:keepNext/>
       <w:keepLines/>
-      <w:spacing w:before="200" w:after="100"/>
+      <w:spacing w:before="200" w:after="0"/>
       <w:outlineLvl w:val="2"/>
     </w:pPr>
     <w:rPr>
-      <w:rFonts w:asciiTheme="majorHAnsi" w:eastAsiaTheme="majorEastAsia" w:hAnsiTheme="majorHAnsi" w:cstheme="majorBidi" w:ascii="Calibri" w:hAnsi="Calibri" w:cs="Calibri"/>
+      <w:rFonts/>
       <w:b/>
       <w:bCs/>
-      <w:color w:val="1F4D78"/>
-      <w:sz w:val="24"/>
+      <w:color w:val="4F81BD" w:themeColor="accent1"/>
     </w:rPr>
   </w:style>
   <w:style w:type="paragraph" w:styleId="Heading4">
@@ -1043,7 +855,7 @@
       <w:outlineLvl w:val="3"/>
     </w:pPr>
     <w:rPr>
-      <w:rFonts w:asciiTheme="majorHAnsi" w:eastAsiaTheme="majorEastAsia" w:hAnsiTheme="majorHAnsi" w:cstheme="majorBidi"/>
+      <w:rFonts/>
       <w:b/>
       <w:bCs/>
       <w:i/>
@@ -1068,7 +880,7 @@
       <w:outlineLvl w:val="4"/>
     </w:pPr>
     <w:rPr>
-      <w:rFonts w:asciiTheme="majorHAnsi" w:eastAsiaTheme="majorEastAsia" w:hAnsiTheme="majorHAnsi" w:cstheme="majorBidi"/>
+      <w:rFonts/>
       <w:color w:val="243F60" w:themeColor="accent1" w:themeShade="7F"/>
     </w:rPr>
   </w:style>
@@ -1089,7 +901,7 @@
       <w:outlineLvl w:val="5"/>
     </w:pPr>
     <w:rPr>
-      <w:rFonts w:asciiTheme="majorHAnsi" w:eastAsiaTheme="majorEastAsia" w:hAnsiTheme="majorHAnsi" w:cstheme="majorBidi"/>
+      <w:rFonts/>
       <w:i/>
       <w:iCs/>
       <w:color w:val="243F60" w:themeColor="accent1" w:themeShade="7F"/>
@@ -1112,7 +924,7 @@
       <w:outlineLvl w:val="6"/>
     </w:pPr>
     <w:rPr>
-      <w:rFonts w:asciiTheme="majorHAnsi" w:eastAsiaTheme="majorEastAsia" w:hAnsiTheme="majorHAnsi" w:cstheme="majorBidi"/>
+      <w:rFonts/>
       <w:i/>
       <w:iCs/>
       <w:color w:val="404040" w:themeColor="text1" w:themeTint="BF"/>
@@ -1135,7 +947,7 @@
       <w:outlineLvl w:val="7"/>
     </w:pPr>
     <w:rPr>
-      <w:rFonts w:asciiTheme="majorHAnsi" w:eastAsiaTheme="majorEastAsia" w:hAnsiTheme="majorHAnsi" w:cstheme="majorBidi"/>
+      <w:rFonts/>
       <w:color w:val="4F81BD" w:themeColor="accent1"/>
       <w:sz w:val="20"/>
       <w:szCs w:val="20"/>
@@ -1158,7 +970,7 @@
       <w:outlineLvl w:val="8"/>
     </w:pPr>
     <w:rPr>
-      <w:rFonts w:asciiTheme="majorHAnsi" w:eastAsiaTheme="majorEastAsia" w:hAnsiTheme="majorHAnsi" w:cstheme="majorBidi"/>
+      <w:rFonts/>
       <w:i/>
       <w:iCs/>
       <w:color w:val="404040" w:themeColor="text1" w:themeTint="BF"/>
@@ -1209,7 +1021,7 @@
     <w:uiPriority w:val="9"/>
     <w:rsid w:val="00FC693F"/>
     <w:rPr>
-      <w:rFonts w:asciiTheme="majorHAnsi" w:eastAsiaTheme="majorEastAsia" w:hAnsiTheme="majorHAnsi" w:cstheme="majorBidi"/>
+      <w:rFonts/>
       <w:b/>
       <w:bCs/>
       <w:color w:val="365F91" w:themeColor="accent1" w:themeShade="BF"/>
@@ -1224,7 +1036,7 @@
     <w:uiPriority w:val="9"/>
     <w:rsid w:val="00FC693F"/>
     <w:rPr>
-      <w:rFonts w:asciiTheme="majorHAnsi" w:eastAsiaTheme="majorEastAsia" w:hAnsiTheme="majorHAnsi" w:cstheme="majorBidi"/>
+      <w:rFonts/>
       <w:b/>
       <w:bCs/>
       <w:color w:val="4F81BD" w:themeColor="accent1"/>
@@ -1239,7 +1051,7 @@
     <w:uiPriority w:val="9"/>
     <w:rsid w:val="00FC693F"/>
     <w:rPr>
-      <w:rFonts w:asciiTheme="majorHAnsi" w:eastAsiaTheme="majorEastAsia" w:hAnsiTheme="majorHAnsi" w:cstheme="majorBidi"/>
+      <w:rFonts/>
       <w:b/>
       <w:bCs/>
       <w:color w:val="4F81BD" w:themeColor="accent1"/>
@@ -1254,19 +1066,17 @@
     <w:qFormat/>
     <w:rsid w:val="00FC693F"/>
     <w:pPr>
-      <w:pBdr>
-        <w:bottom w:val="single" w:sz="8" w:space="4" w:color="4F81BD" w:themeColor="accent1"/>
-      </w:pBdr>
-      <w:spacing w:after="300" w:line="240" w:lineRule="auto"/>
+      <w:spacing w:after="120" w:line="259" w:lineRule="auto"/>
       <w:contextualSpacing/>
     </w:pPr>
     <w:rPr>
-      <w:rFonts w:asciiTheme="majorHAnsi" w:eastAsiaTheme="majorEastAsia" w:hAnsiTheme="majorHAnsi" w:cstheme="majorBidi"/>
-      <w:color w:val="17365D" w:themeColor="text2" w:themeShade="BF"/>
+      <w:rFonts w:ascii="Times New Roman" w:hAnsi="Times New Roman"/>
+      <w:color w:val="000000"/>
       <w:spacing w:val="5"/>
       <w:kern w:val="28"/>
-      <w:sz w:val="52"/>
+      <w:sz w:val="40"/>
       <w:szCs w:val="52"/>
+      <w:lang w:val="ru-RU"/>
     </w:rPr>
   </w:style>
   <w:style w:type="character" w:customStyle="1" w:styleId="TitleChar">
@@ -1276,7 +1086,7 @@
     <w:uiPriority w:val="10"/>
     <w:rsid w:val="00FC693F"/>
     <w:rPr>
-      <w:rFonts w:asciiTheme="majorHAnsi" w:eastAsiaTheme="majorEastAsia" w:hAnsiTheme="majorHAnsi" w:cstheme="majorBidi"/>
+      <w:rFonts/>
       <w:color w:val="17365D" w:themeColor="text2" w:themeShade="BF"/>
       <w:spacing w:val="5"/>
       <w:kern w:val="28"/>
@@ -1298,7 +1108,7 @@
       </w:numPr>
     </w:pPr>
     <w:rPr>
-      <w:rFonts w:asciiTheme="majorHAnsi" w:eastAsiaTheme="majorEastAsia" w:hAnsiTheme="majorHAnsi" w:cstheme="majorBidi"/>
+      <w:rFonts/>
       <w:i/>
       <w:iCs/>
       <w:color w:val="4F81BD" w:themeColor="accent1"/>
@@ -1314,7 +1124,7 @@
     <w:uiPriority w:val="11"/>
     <w:rsid w:val="00FC693F"/>
     <w:rPr>
-      <w:rFonts w:asciiTheme="majorHAnsi" w:eastAsiaTheme="majorEastAsia" w:hAnsiTheme="majorHAnsi" w:cstheme="majorBidi"/>
+      <w:rFonts/>
       <w:i/>
       <w:iCs/>
       <w:color w:val="4F81BD" w:themeColor="accent1"/>
@@ -1439,8 +1249,15 @@
       <w:numPr>
         <w:numId w:val="1"/>
       </w:numPr>
+      <w:spacing w:after="120" w:line="259" w:lineRule="auto"/>
       <w:contextualSpacing/>
     </w:pPr>
+    <w:rPr>
+      <w:rFonts w:ascii="Times New Roman" w:hAnsi="Times New Roman"/>
+      <w:color w:val="000000"/>
+      <w:sz w:val="24"/>
+      <w:lang w:val="ru-RU"/>
+    </w:rPr>
   </w:style>
   <w:style w:type="paragraph" w:styleId="ListBullet2">
     <w:name w:val="List Bullet 2"/>
@@ -1612,7 +1429,7 @@
     <w:semiHidden/>
     <w:rsid w:val="00FC693F"/>
     <w:rPr>
-      <w:rFonts w:asciiTheme="majorHAnsi" w:eastAsiaTheme="majorEastAsia" w:hAnsiTheme="majorHAnsi" w:cstheme="majorBidi"/>
+      <w:rFonts/>
       <w:b/>
       <w:bCs/>
       <w:i/>
@@ -1628,7 +1445,7 @@
     <w:semiHidden/>
     <w:rsid w:val="00FC693F"/>
     <w:rPr>
-      <w:rFonts w:asciiTheme="majorHAnsi" w:eastAsiaTheme="majorEastAsia" w:hAnsiTheme="majorHAnsi" w:cstheme="majorBidi"/>
+      <w:rFonts/>
       <w:color w:val="243F60" w:themeColor="accent1" w:themeShade="7F"/>
     </w:rPr>
   </w:style>
@@ -1640,7 +1457,7 @@
     <w:semiHidden/>
     <w:rsid w:val="00FC693F"/>
     <w:rPr>
-      <w:rFonts w:asciiTheme="majorHAnsi" w:eastAsiaTheme="majorEastAsia" w:hAnsiTheme="majorHAnsi" w:cstheme="majorBidi"/>
+      <w:rFonts/>
       <w:i/>
       <w:iCs/>
       <w:color w:val="243F60" w:themeColor="accent1" w:themeShade="7F"/>
@@ -1654,7 +1471,7 @@
     <w:semiHidden/>
     <w:rsid w:val="00FC693F"/>
     <w:rPr>
-      <w:rFonts w:asciiTheme="majorHAnsi" w:eastAsiaTheme="majorEastAsia" w:hAnsiTheme="majorHAnsi" w:cstheme="majorBidi"/>
+      <w:rFonts/>
       <w:i/>
       <w:iCs/>
       <w:color w:val="404040" w:themeColor="text1" w:themeTint="BF"/>
@@ -1668,7 +1485,7 @@
     <w:semiHidden/>
     <w:rsid w:val="00FC693F"/>
     <w:rPr>
-      <w:rFonts w:asciiTheme="majorHAnsi" w:eastAsiaTheme="majorEastAsia" w:hAnsiTheme="majorHAnsi" w:cstheme="majorBidi"/>
+      <w:rFonts/>
       <w:color w:val="4F81BD" w:themeColor="accent1"/>
       <w:sz w:val="20"/>
       <w:szCs w:val="20"/>
@@ -1682,7 +1499,7 @@
     <w:semiHidden/>
     <w:rsid w:val="00FC693F"/>
     <w:rPr>
-      <w:rFonts w:asciiTheme="majorHAnsi" w:eastAsiaTheme="majorEastAsia" w:hAnsiTheme="majorHAnsi" w:cstheme="majorBidi"/>
+      <w:rFonts/>
       <w:i/>
       <w:iCs/>
       <w:color w:val="404040" w:themeColor="text1" w:themeTint="BF"/>
@@ -1741,9 +1558,6 @@
     <w:qFormat/>
     <w:rsid w:val="00FC693F"/>
     <w:pPr>
-      <w:pBdr>
-        <w:bottom w:val="single" w:sz="4" w:space="4" w:color="4F81BD" w:themeColor="accent1"/>
-      </w:pBdr>
       <w:spacing w:before="200" w:after="280"/>
       <w:ind w:left="936" w:right="936"/>
     </w:pPr>
@@ -3271,7 +3085,7 @@
         <w:spacing w:before="0" w:after="0" w:line="240" w:lineRule="auto"/>
       </w:pPr>
       <w:rPr>
-        <w:rFonts w:asciiTheme="majorHAnsi" w:eastAsiaTheme="majorEastAsia" w:hAnsiTheme="majorHAnsi" w:cstheme="majorBidi"/>
+        <w:rFonts/>
         <w:b/>
         <w:bCs/>
       </w:rPr>
@@ -3292,7 +3106,7 @@
         <w:spacing w:before="0" w:after="0" w:line="240" w:lineRule="auto"/>
       </w:pPr>
       <w:rPr>
-        <w:rFonts w:asciiTheme="majorHAnsi" w:eastAsiaTheme="majorEastAsia" w:hAnsiTheme="majorHAnsi" w:cstheme="majorBidi"/>
+        <w:rFonts/>
         <w:b/>
         <w:bCs/>
       </w:rPr>
@@ -3310,14 +3124,14 @@
     </w:tblStylePr>
     <w:tblStylePr w:type="firstCol">
       <w:rPr>
-        <w:rFonts w:asciiTheme="majorHAnsi" w:eastAsiaTheme="majorEastAsia" w:hAnsiTheme="majorHAnsi" w:cstheme="majorBidi"/>
+        <w:rFonts/>
         <w:b/>
         <w:bCs/>
       </w:rPr>
     </w:tblStylePr>
     <w:tblStylePr w:type="lastCol">
       <w:rPr>
-        <w:rFonts w:asciiTheme="majorHAnsi" w:eastAsiaTheme="majorEastAsia" w:hAnsiTheme="majorHAnsi" w:cstheme="majorBidi"/>
+        <w:rFonts/>
         <w:b/>
         <w:bCs/>
       </w:rPr>
@@ -3401,7 +3215,7 @@
         <w:spacing w:before="0" w:after="0" w:line="240" w:lineRule="auto"/>
       </w:pPr>
       <w:rPr>
-        <w:rFonts w:asciiTheme="majorHAnsi" w:eastAsiaTheme="majorEastAsia" w:hAnsiTheme="majorHAnsi" w:cstheme="majorBidi"/>
+        <w:rFonts/>
         <w:b/>
         <w:bCs/>
       </w:rPr>
@@ -3422,7 +3236,7 @@
         <w:spacing w:before="0" w:after="0" w:line="240" w:lineRule="auto"/>
       </w:pPr>
       <w:rPr>
-        <w:rFonts w:asciiTheme="majorHAnsi" w:eastAsiaTheme="majorEastAsia" w:hAnsiTheme="majorHAnsi" w:cstheme="majorBidi"/>
+        <w:rFonts/>
         <w:b/>
         <w:bCs/>
       </w:rPr>
@@ -3440,14 +3254,14 @@
     </w:tblStylePr>
     <w:tblStylePr w:type="firstCol">
       <w:rPr>
-        <w:rFonts w:asciiTheme="majorHAnsi" w:eastAsiaTheme="majorEastAsia" w:hAnsiTheme="majorHAnsi" w:cstheme="majorBidi"/>
+        <w:rFonts/>
         <w:b/>
         <w:bCs/>
       </w:rPr>
     </w:tblStylePr>
     <w:tblStylePr w:type="lastCol">
       <w:rPr>
-        <w:rFonts w:asciiTheme="majorHAnsi" w:eastAsiaTheme="majorEastAsia" w:hAnsiTheme="majorHAnsi" w:cstheme="majorBidi"/>
+        <w:rFonts/>
         <w:b/>
         <w:bCs/>
       </w:rPr>
@@ -3531,7 +3345,7 @@
         <w:spacing w:before="0" w:after="0" w:line="240" w:lineRule="auto"/>
       </w:pPr>
       <w:rPr>
-        <w:rFonts w:asciiTheme="majorHAnsi" w:eastAsiaTheme="majorEastAsia" w:hAnsiTheme="majorHAnsi" w:cstheme="majorBidi"/>
+        <w:rFonts/>
         <w:b/>
         <w:bCs/>
       </w:rPr>
@@ -3552,7 +3366,7 @@
         <w:spacing w:before="0" w:after="0" w:line="240" w:lineRule="auto"/>
       </w:pPr>
       <w:rPr>
-        <w:rFonts w:asciiTheme="majorHAnsi" w:eastAsiaTheme="majorEastAsia" w:hAnsiTheme="majorHAnsi" w:cstheme="majorBidi"/>
+        <w:rFonts/>
         <w:b/>
         <w:bCs/>
       </w:rPr>
@@ -3570,14 +3384,14 @@
     </w:tblStylePr>
     <w:tblStylePr w:type="firstCol">
       <w:rPr>
-        <w:rFonts w:asciiTheme="majorHAnsi" w:eastAsiaTheme="majorEastAsia" w:hAnsiTheme="majorHAnsi" w:cstheme="majorBidi"/>
+        <w:rFonts/>
         <w:b/>
         <w:bCs/>
       </w:rPr>
     </w:tblStylePr>
     <w:tblStylePr w:type="lastCol">
       <w:rPr>
-        <w:rFonts w:asciiTheme="majorHAnsi" w:eastAsiaTheme="majorEastAsia" w:hAnsiTheme="majorHAnsi" w:cstheme="majorBidi"/>
+        <w:rFonts/>
         <w:b/>
         <w:bCs/>
       </w:rPr>
@@ -3661,7 +3475,7 @@
         <w:spacing w:before="0" w:after="0" w:line="240" w:lineRule="auto"/>
       </w:pPr>
       <w:rPr>
-        <w:rFonts w:asciiTheme="majorHAnsi" w:eastAsiaTheme="majorEastAsia" w:hAnsiTheme="majorHAnsi" w:cstheme="majorBidi"/>
+        <w:rFonts/>
         <w:b/>
         <w:bCs/>
       </w:rPr>
@@ -3682,7 +3496,7 @@
         <w:spacing w:before="0" w:after="0" w:line="240" w:lineRule="auto"/>
       </w:pPr>
       <w:rPr>
-        <w:rFonts w:asciiTheme="majorHAnsi" w:eastAsiaTheme="majorEastAsia" w:hAnsiTheme="majorHAnsi" w:cstheme="majorBidi"/>
+        <w:rFonts/>
         <w:b/>
         <w:bCs/>
       </w:rPr>
@@ -3700,14 +3514,14 @@
     </w:tblStylePr>
     <w:tblStylePr w:type="firstCol">
       <w:rPr>
-        <w:rFonts w:asciiTheme="majorHAnsi" w:eastAsiaTheme="majorEastAsia" w:hAnsiTheme="majorHAnsi" w:cstheme="majorBidi"/>
+        <w:rFonts/>
         <w:b/>
         <w:bCs/>
       </w:rPr>
     </w:tblStylePr>
     <w:tblStylePr w:type="lastCol">
       <w:rPr>
-        <w:rFonts w:asciiTheme="majorHAnsi" w:eastAsiaTheme="majorEastAsia" w:hAnsiTheme="majorHAnsi" w:cstheme="majorBidi"/>
+        <w:rFonts/>
         <w:b/>
         <w:bCs/>
       </w:rPr>
@@ -3791,7 +3605,7 @@
         <w:spacing w:before="0" w:after="0" w:line="240" w:lineRule="auto"/>
       </w:pPr>
       <w:rPr>
-        <w:rFonts w:asciiTheme="majorHAnsi" w:eastAsiaTheme="majorEastAsia" w:hAnsiTheme="majorHAnsi" w:cstheme="majorBidi"/>
+        <w:rFonts/>
         <w:b/>
         <w:bCs/>
       </w:rPr>
@@ -3812,7 +3626,7 @@
         <w:spacing w:before="0" w:after="0" w:line="240" w:lineRule="auto"/>
       </w:pPr>
       <w:rPr>
-        <w:rFonts w:asciiTheme="majorHAnsi" w:eastAsiaTheme="majorEastAsia" w:hAnsiTheme="majorHAnsi" w:cstheme="majorBidi"/>
+        <w:rFonts/>
         <w:b/>
         <w:bCs/>
       </w:rPr>
@@ -3830,14 +3644,14 @@
     </w:tblStylePr>
     <w:tblStylePr w:type="firstCol">
       <w:rPr>
-        <w:rFonts w:asciiTheme="majorHAnsi" w:eastAsiaTheme="majorEastAsia" w:hAnsiTheme="majorHAnsi" w:cstheme="majorBidi"/>
+        <w:rFonts/>
         <w:b/>
         <w:bCs/>
       </w:rPr>
     </w:tblStylePr>
     <w:tblStylePr w:type="lastCol">
       <w:rPr>
-        <w:rFonts w:asciiTheme="majorHAnsi" w:eastAsiaTheme="majorEastAsia" w:hAnsiTheme="majorHAnsi" w:cstheme="majorBidi"/>
+        <w:rFonts/>
         <w:b/>
         <w:bCs/>
       </w:rPr>
@@ -3921,7 +3735,7 @@
         <w:spacing w:before="0" w:after="0" w:line="240" w:lineRule="auto"/>
       </w:pPr>
       <w:rPr>
-        <w:rFonts w:asciiTheme="majorHAnsi" w:eastAsiaTheme="majorEastAsia" w:hAnsiTheme="majorHAnsi" w:cstheme="majorBidi"/>
+        <w:rFonts/>
         <w:b/>
         <w:bCs/>
       </w:rPr>
@@ -3942,7 +3756,7 @@
         <w:spacing w:before="0" w:after="0" w:line="240" w:lineRule="auto"/>
       </w:pPr>
       <w:rPr>
-        <w:rFonts w:asciiTheme="majorHAnsi" w:eastAsiaTheme="majorEastAsia" w:hAnsiTheme="majorHAnsi" w:cstheme="majorBidi"/>
+        <w:rFonts/>
         <w:b/>
         <w:bCs/>
       </w:rPr>
@@ -3960,14 +3774,14 @@
     </w:tblStylePr>
     <w:tblStylePr w:type="firstCol">
       <w:rPr>
-        <w:rFonts w:asciiTheme="majorHAnsi" w:eastAsiaTheme="majorEastAsia" w:hAnsiTheme="majorHAnsi" w:cstheme="majorBidi"/>
+        <w:rFonts/>
         <w:b/>
         <w:bCs/>
       </w:rPr>
     </w:tblStylePr>
     <w:tblStylePr w:type="lastCol">
       <w:rPr>
-        <w:rFonts w:asciiTheme="majorHAnsi" w:eastAsiaTheme="majorEastAsia" w:hAnsiTheme="majorHAnsi" w:cstheme="majorBidi"/>
+        <w:rFonts/>
         <w:b/>
         <w:bCs/>
       </w:rPr>
@@ -4051,7 +3865,7 @@
         <w:spacing w:before="0" w:after="0" w:line="240" w:lineRule="auto"/>
       </w:pPr>
       <w:rPr>
-        <w:rFonts w:asciiTheme="majorHAnsi" w:eastAsiaTheme="majorEastAsia" w:hAnsiTheme="majorHAnsi" w:cstheme="majorBidi"/>
+        <w:rFonts/>
         <w:b/>
         <w:bCs/>
       </w:rPr>
@@ -4072,7 +3886,7 @@
         <w:spacing w:before="0" w:after="0" w:line="240" w:lineRule="auto"/>
       </w:pPr>
       <w:rPr>
-        <w:rFonts w:asciiTheme="majorHAnsi" w:eastAsiaTheme="majorEastAsia" w:hAnsiTheme="majorHAnsi" w:cstheme="majorBidi"/>
+        <w:rFonts/>
         <w:b/>
         <w:bCs/>
       </w:rPr>
@@ -4090,14 +3904,14 @@
     </w:tblStylePr>
     <w:tblStylePr w:type="firstCol">
       <w:rPr>
-        <w:rFonts w:asciiTheme="majorHAnsi" w:eastAsiaTheme="majorEastAsia" w:hAnsiTheme="majorHAnsi" w:cstheme="majorBidi"/>
+        <w:rFonts/>
         <w:b/>
         <w:bCs/>
       </w:rPr>
     </w:tblStylePr>
     <w:tblStylePr w:type="lastCol">
       <w:rPr>
-        <w:rFonts w:asciiTheme="majorHAnsi" w:eastAsiaTheme="majorEastAsia" w:hAnsiTheme="majorHAnsi" w:cstheme="majorBidi"/>
+        <w:rFonts/>
         <w:b/>
         <w:bCs/>
       </w:rPr>
@@ -5962,7 +5776,7 @@
     </w:tblPr>
     <w:tblStylePr w:type="firstRow">
       <w:rPr>
-        <w:rFonts w:asciiTheme="majorHAnsi" w:eastAsiaTheme="majorEastAsia" w:hAnsiTheme="majorHAnsi" w:cstheme="majorBidi"/>
+        <w:rFonts/>
       </w:rPr>
       <w:tblPr/>
       <w:tcPr>
@@ -6046,7 +5860,7 @@
     </w:tblPr>
     <w:tblStylePr w:type="firstRow">
       <w:rPr>
-        <w:rFonts w:asciiTheme="majorHAnsi" w:eastAsiaTheme="majorEastAsia" w:hAnsiTheme="majorHAnsi" w:cstheme="majorBidi"/>
+        <w:rFonts/>
       </w:rPr>
       <w:tblPr/>
       <w:tcPr>
@@ -6130,7 +5944,7 @@
     </w:tblPr>
     <w:tblStylePr w:type="firstRow">
       <w:rPr>
-        <w:rFonts w:asciiTheme="majorHAnsi" w:eastAsiaTheme="majorEastAsia" w:hAnsiTheme="majorHAnsi" w:cstheme="majorBidi"/>
+        <w:rFonts/>
       </w:rPr>
       <w:tblPr/>
       <w:tcPr>
@@ -6214,7 +6028,7 @@
     </w:tblPr>
     <w:tblStylePr w:type="firstRow">
       <w:rPr>
-        <w:rFonts w:asciiTheme="majorHAnsi" w:eastAsiaTheme="majorEastAsia" w:hAnsiTheme="majorHAnsi" w:cstheme="majorBidi"/>
+        <w:rFonts/>
       </w:rPr>
       <w:tblPr/>
       <w:tcPr>
@@ -6298,7 +6112,7 @@
     </w:tblPr>
     <w:tblStylePr w:type="firstRow">
       <w:rPr>
-        <w:rFonts w:asciiTheme="majorHAnsi" w:eastAsiaTheme="majorEastAsia" w:hAnsiTheme="majorHAnsi" w:cstheme="majorBidi"/>
+        <w:rFonts/>
       </w:rPr>
       <w:tblPr/>
       <w:tcPr>
@@ -6382,7 +6196,7 @@
     </w:tblPr>
     <w:tblStylePr w:type="firstRow">
       <w:rPr>
-        <w:rFonts w:asciiTheme="majorHAnsi" w:eastAsiaTheme="majorEastAsia" w:hAnsiTheme="majorHAnsi" w:cstheme="majorBidi"/>
+        <w:rFonts/>
       </w:rPr>
       <w:tblPr/>
       <w:tcPr>
@@ -6466,7 +6280,7 @@
     </w:tblPr>
     <w:tblStylePr w:type="firstRow">
       <w:rPr>
-        <w:rFonts w:asciiTheme="majorHAnsi" w:eastAsiaTheme="majorEastAsia" w:hAnsiTheme="majorHAnsi" w:cstheme="majorBidi"/>
+        <w:rFonts/>
       </w:rPr>
       <w:tblPr/>
       <w:tcPr>
@@ -6531,7 +6345,7 @@
       <w:spacing w:after="0" w:line="240" w:lineRule="auto"/>
     </w:pPr>
     <w:rPr>
-      <w:rFonts w:asciiTheme="majorHAnsi" w:eastAsiaTheme="majorEastAsia" w:hAnsiTheme="majorHAnsi" w:cstheme="majorBidi"/>
+      <w:rFonts/>
       <w:color w:val="000000" w:themeColor="text1"/>
     </w:rPr>
     <w:tblPr>
@@ -6659,7 +6473,7 @@
       <w:spacing w:after="0" w:line="240" w:lineRule="auto"/>
     </w:pPr>
     <w:rPr>
-      <w:rFonts w:asciiTheme="majorHAnsi" w:eastAsiaTheme="majorEastAsia" w:hAnsiTheme="majorHAnsi" w:cstheme="majorBidi"/>
+      <w:rFonts/>
       <w:color w:val="000000" w:themeColor="text1"/>
     </w:rPr>
     <w:tblPr>
@@ -6787,7 +6601,7 @@
       <w:spacing w:after="0" w:line="240" w:lineRule="auto"/>
     </w:pPr>
     <w:rPr>
-      <w:rFonts w:asciiTheme="majorHAnsi" w:eastAsiaTheme="majorEastAsia" w:hAnsiTheme="majorHAnsi" w:cstheme="majorBidi"/>
+      <w:rFonts/>
       <w:color w:val="000000" w:themeColor="text1"/>
     </w:rPr>
     <w:tblPr>
@@ -6915,7 +6729,7 @@
       <w:spacing w:after="0" w:line="240" w:lineRule="auto"/>
     </w:pPr>
     <w:rPr>
-      <w:rFonts w:asciiTheme="majorHAnsi" w:eastAsiaTheme="majorEastAsia" w:hAnsiTheme="majorHAnsi" w:cstheme="majorBidi"/>
+      <w:rFonts/>
       <w:color w:val="000000" w:themeColor="text1"/>
     </w:rPr>
     <w:tblPr>
@@ -7043,7 +6857,7 @@
       <w:spacing w:after="0" w:line="240" w:lineRule="auto"/>
     </w:pPr>
     <w:rPr>
-      <w:rFonts w:asciiTheme="majorHAnsi" w:eastAsiaTheme="majorEastAsia" w:hAnsiTheme="majorHAnsi" w:cstheme="majorBidi"/>
+      <w:rFonts/>
       <w:color w:val="000000" w:themeColor="text1"/>
     </w:rPr>
     <w:tblPr>
@@ -7171,7 +6985,7 @@
       <w:spacing w:after="0" w:line="240" w:lineRule="auto"/>
     </w:pPr>
     <w:rPr>
-      <w:rFonts w:asciiTheme="majorHAnsi" w:eastAsiaTheme="majorEastAsia" w:hAnsiTheme="majorHAnsi" w:cstheme="majorBidi"/>
+      <w:rFonts/>
       <w:color w:val="000000" w:themeColor="text1"/>
     </w:rPr>
     <w:tblPr>
@@ -7299,7 +7113,7 @@
       <w:spacing w:after="0" w:line="240" w:lineRule="auto"/>
     </w:pPr>
     <w:rPr>
-      <w:rFonts w:asciiTheme="majorHAnsi" w:eastAsiaTheme="majorEastAsia" w:hAnsiTheme="majorHAnsi" w:cstheme="majorBidi"/>
+      <w:rFonts/>
       <w:color w:val="000000" w:themeColor="text1"/>
     </w:rPr>
     <w:tblPr>
@@ -7938,7 +7752,7 @@
       <w:spacing w:after="0" w:line="240" w:lineRule="auto"/>
     </w:pPr>
     <w:rPr>
-      <w:rFonts w:asciiTheme="majorHAnsi" w:eastAsiaTheme="majorEastAsia" w:hAnsiTheme="majorHAnsi" w:cstheme="majorBidi"/>
+      <w:rFonts/>
       <w:color w:val="000000" w:themeColor="text1"/>
     </w:rPr>
     <w:tblPr>
@@ -8063,7 +7877,7 @@
       <w:spacing w:after="0" w:line="240" w:lineRule="auto"/>
     </w:pPr>
     <w:rPr>
-      <w:rFonts w:asciiTheme="majorHAnsi" w:eastAsiaTheme="majorEastAsia" w:hAnsiTheme="majorHAnsi" w:cstheme="majorBidi"/>
+      <w:rFonts/>
       <w:color w:val="000000" w:themeColor="text1"/>
     </w:rPr>
     <w:tblPr>
@@ -8188,7 +8002,7 @@
       <w:spacing w:after="0" w:line="240" w:lineRule="auto"/>
     </w:pPr>
     <w:rPr>
-      <w:rFonts w:asciiTheme="majorHAnsi" w:eastAsiaTheme="majorEastAsia" w:hAnsiTheme="majorHAnsi" w:cstheme="majorBidi"/>
+      <w:rFonts/>
       <w:color w:val="000000" w:themeColor="text1"/>
     </w:rPr>
     <w:tblPr>
@@ -8313,7 +8127,7 @@
       <w:spacing w:after="0" w:line="240" w:lineRule="auto"/>
     </w:pPr>
     <w:rPr>
-      <w:rFonts w:asciiTheme="majorHAnsi" w:eastAsiaTheme="majorEastAsia" w:hAnsiTheme="majorHAnsi" w:cstheme="majorBidi"/>
+      <w:rFonts/>
       <w:color w:val="000000" w:themeColor="text1"/>
     </w:rPr>
     <w:tblPr>
@@ -8438,7 +8252,7 @@
       <w:spacing w:after="0" w:line="240" w:lineRule="auto"/>
     </w:pPr>
     <w:rPr>
-      <w:rFonts w:asciiTheme="majorHAnsi" w:eastAsiaTheme="majorEastAsia" w:hAnsiTheme="majorHAnsi" w:cstheme="majorBidi"/>
+      <w:rFonts/>
       <w:color w:val="000000" w:themeColor="text1"/>
     </w:rPr>
     <w:tblPr>
@@ -8563,7 +8377,7 @@
       <w:spacing w:after="0" w:line="240" w:lineRule="auto"/>
     </w:pPr>
     <w:rPr>
-      <w:rFonts w:asciiTheme="majorHAnsi" w:eastAsiaTheme="majorEastAsia" w:hAnsiTheme="majorHAnsi" w:cstheme="majorBidi"/>
+      <w:rFonts/>
       <w:color w:val="000000" w:themeColor="text1"/>
     </w:rPr>
     <w:tblPr>
@@ -8688,7 +8502,7 @@
       <w:spacing w:after="0" w:line="240" w:lineRule="auto"/>
     </w:pPr>
     <w:rPr>
-      <w:rFonts w:asciiTheme="majorHAnsi" w:eastAsiaTheme="majorEastAsia" w:hAnsiTheme="majorHAnsi" w:cstheme="majorBidi"/>
+      <w:rFonts/>
       <w:color w:val="000000" w:themeColor="text1"/>
     </w:rPr>
     <w:tblPr>
